--- a/tests/corpus/generated/invoice-en-receipt-open.docx
+++ b/tests/corpus/generated/invoice-en-receipt-open.docx
@@ -39,7 +39,7 @@
         <w:spacing w:after="80"/>
       </w:pPr>
       <w:r>
-        <w:t xml:space="preserve">Receipt 0045-2291   12/03/2026 08:41</w:t>
+        <w:t xml:space="preserve">Receipt 0045-2291   03/12/2026 08:41</w:t>
       </w:r>
     </w:p>
     <w:p>
@@ -127,7 +127,7 @@
       <w:r>
         <w:t xml:space="preserve">SUBTOTAL</w:t>
         <w:tab/>
-        <w:t xml:space="preserve">25.85</w:t>
+        <w:t xml:space="preserve">26.70</w:t>
       </w:r>
     </w:p>
     <w:p>
@@ -144,7 +144,7 @@
         </w:rPr>
         <w:t xml:space="preserve">TOTAL</w:t>
         <w:tab/>
-        <w:t xml:space="preserve">25.85</w:t>
+        <w:t xml:space="preserve">26.70</w:t>
       </w:r>
     </w:p>
     <w:p>
@@ -156,7 +156,7 @@
       <w:r>
         <w:t xml:space="preserve">CARD</w:t>
         <w:tab/>
-        <w:t xml:space="preserve">25.85</w:t>
+        <w:t xml:space="preserve">26.70</w:t>
       </w:r>
     </w:p>
     <w:p>
